--- a/TS-Padam/TS-6.3/TS 6.3 Sanskrit Pada Paatam Corrections.docx
+++ b/TS-Padam/TS-6.3/TS 6.3 Sanskrit Pada Paatam Corrections.docx
@@ -51,9 +51,8 @@
           <w:szCs w:val="32"/>
           <w:u w:val="single"/>
         </w:rPr>
-        <w:t xml:space="preserve">Observed </w:t>
+        <w:t xml:space="preserve">Observed till </w:t>
       </w:r>
-      <w:proofErr w:type="gramStart"/>
       <w:r>
         <w:rPr>
           <w:b/>
@@ -62,20 +61,8 @@
           <w:szCs w:val="32"/>
           <w:u w:val="single"/>
         </w:rPr>
-        <w:t xml:space="preserve">till </w:t>
+        <w:t>30th April 2026</w:t>
       </w:r>
-      <w:r>
-        <w:rPr>
-          <w:b/>
-          <w:bCs/>
-          <w:sz w:val="32"/>
-          <w:szCs w:val="32"/>
-          <w:highlight w:val="red"/>
-          <w:u w:val="single"/>
-        </w:rPr>
-        <w:t>????</w:t>
-      </w:r>
-      <w:proofErr w:type="gramEnd"/>
     </w:p>
     <w:p>
       <w:pPr>
@@ -496,18 +483,7 @@
                 <w:sz w:val="28"/>
                 <w:szCs w:val="28"/>
               </w:rPr>
-              <w:t xml:space="preserve">TS </w:t>
-            </w:r>
-            <w:proofErr w:type="gramStart"/>
-            <w:r>
-              <w:rPr>
-                <w:rFonts w:cs="Arial"/>
-                <w:b/>
-                <w:bCs/>
-                <w:sz w:val="28"/>
-                <w:szCs w:val="28"/>
-              </w:rPr>
-              <w:t>6.</w:t>
+              <w:t>TS 6.</w:t>
             </w:r>
             <w:r>
               <w:rPr>
@@ -527,18 +503,7 @@
                 <w:sz w:val="28"/>
                 <w:szCs w:val="28"/>
               </w:rPr>
-              <w:t xml:space="preserve"> -</w:t>
-            </w:r>
-            <w:proofErr w:type="gramEnd"/>
-            <w:r>
-              <w:rPr>
-                <w:rFonts w:cs="Arial"/>
-                <w:b/>
-                <w:bCs/>
-                <w:sz w:val="28"/>
-                <w:szCs w:val="28"/>
-              </w:rPr>
-              <w:t xml:space="preserve"> </w:t>
+              <w:t xml:space="preserve"> - </w:t>
             </w:r>
             <w:r>
               <w:rPr>
@@ -2992,89 +2957,8 @@
           </w:p>
         </w:tc>
       </w:tr>
-      <w:tr>
-        <w:trPr>
-          <w:trHeight w:val="1105"/>
-        </w:trPr>
-        <w:tc>
-          <w:tcPr>
-            <w:tcW w:w="3197" w:type="dxa"/>
-            <w:gridSpan w:val="2"/>
-            <w:tcBorders>
-              <w:top w:val="single" w:sz="4" w:space="0" w:color="000000"/>
-              <w:left w:val="single" w:sz="4" w:space="0" w:color="000000"/>
-              <w:bottom w:val="single" w:sz="4" w:space="0" w:color="000000"/>
-              <w:right w:val="single" w:sz="4" w:space="0" w:color="000000"/>
-            </w:tcBorders>
-          </w:tcPr>
-          <w:p>
-            <w:pPr>
-              <w:widowControl w:val="0"/>
-              <w:autoSpaceDE w:val="0"/>
-              <w:autoSpaceDN w:val="0"/>
-              <w:adjustRightInd w:val="0"/>
-              <w:spacing w:before="0" w:line="240" w:lineRule="auto"/>
-              <w:rPr>
-                <w:rFonts w:cs="Arial"/>
-                <w:b/>
-                <w:bCs/>
-                <w:sz w:val="28"/>
-                <w:szCs w:val="28"/>
-              </w:rPr>
-            </w:pPr>
-          </w:p>
-        </w:tc>
-        <w:tc>
-          <w:tcPr>
-            <w:tcW w:w="4961" w:type="dxa"/>
-            <w:tcBorders>
-              <w:top w:val="single" w:sz="4" w:space="0" w:color="000000"/>
-              <w:left w:val="single" w:sz="4" w:space="0" w:color="000000"/>
-              <w:bottom w:val="single" w:sz="4" w:space="0" w:color="000000"/>
-              <w:right w:val="single" w:sz="4" w:space="0" w:color="000000"/>
-            </w:tcBorders>
-          </w:tcPr>
-          <w:p>
-            <w:pPr>
-              <w:spacing w:before="0" w:line="240" w:lineRule="auto"/>
-              <w:ind w:right="-108"/>
-              <w:rPr>
-                <w:rFonts w:ascii="BRH Devanagari Extra" w:hAnsi="BRH Devanagari Extra" w:cs="BRH Devanagari Extra"/>
-                <w:sz w:val="40"/>
-                <w:szCs w:val="40"/>
-                <w:highlight w:val="yellow"/>
-              </w:rPr>
-            </w:pPr>
-          </w:p>
-        </w:tc>
-        <w:tc>
-          <w:tcPr>
-            <w:tcW w:w="4997" w:type="dxa"/>
-            <w:tcBorders>
-              <w:top w:val="single" w:sz="4" w:space="0" w:color="000000"/>
-              <w:left w:val="single" w:sz="4" w:space="0" w:color="000000"/>
-              <w:bottom w:val="single" w:sz="4" w:space="0" w:color="000000"/>
-              <w:right w:val="single" w:sz="4" w:space="0" w:color="000000"/>
-            </w:tcBorders>
-          </w:tcPr>
-          <w:p>
-            <w:pPr>
-              <w:autoSpaceDE w:val="0"/>
-              <w:autoSpaceDN w:val="0"/>
-              <w:adjustRightInd w:val="0"/>
-              <w:spacing w:before="0" w:line="240" w:lineRule="auto"/>
-              <w:rPr>
-                <w:rFonts w:ascii="BRH Devanagari Extra" w:hAnsi="BRH Devanagari Extra" w:cs="BRH Devanagari Extra"/>
-                <w:sz w:val="40"/>
-                <w:szCs w:val="40"/>
-                <w:highlight w:val="green"/>
-              </w:rPr>
-            </w:pPr>
-          </w:p>
-        </w:tc>
-      </w:tr>
-      <w:bookmarkEnd w:id="1"/>
     </w:tbl>
+    <w:bookmarkEnd w:id="1"/>
     <w:p>
       <w:pPr>
         <w:jc w:val="center"/>
@@ -3086,6 +2970,16 @@
           <w:u w:val="single"/>
         </w:rPr>
       </w:pPr>
+      <w:r>
+        <w:rPr>
+          <w:b/>
+          <w:bCs/>
+          <w:sz w:val="32"/>
+          <w:szCs w:val="32"/>
+          <w:u w:val="single"/>
+        </w:rPr>
+        <w:t>===========</w:t>
+      </w:r>
     </w:p>
     <w:p>
       <w:pPr>
@@ -3947,7 +3841,6 @@
                 <w:sz w:val="28"/>
                 <w:szCs w:val="28"/>
               </w:rPr>
-              <w:lastRenderedPageBreak/>
               <w:t>TS 6.3.3.2 - Vaakyam</w:t>
             </w:r>
           </w:p>
@@ -4209,6 +4102,7 @@
                 <w:sz w:val="28"/>
                 <w:szCs w:val="28"/>
               </w:rPr>
+              <w:lastRenderedPageBreak/>
               <w:t>TS 6.3.</w:t>
             </w:r>
             <w:r>
@@ -6179,7 +6073,6 @@
                 <w:sz w:val="28"/>
                 <w:szCs w:val="28"/>
               </w:rPr>
-              <w:lastRenderedPageBreak/>
               <w:t>TS 6.3.</w:t>
             </w:r>
             <w:r>
@@ -6531,6 +6424,7 @@
                 <w:sz w:val="28"/>
                 <w:szCs w:val="28"/>
               </w:rPr>
+              <w:lastRenderedPageBreak/>
               <w:t>TS 6.3.</w:t>
             </w:r>
             <w:r>
@@ -7155,6 +7049,28 @@
         </w:tc>
       </w:tr>
     </w:tbl>
+    <w:p>
+      <w:pPr>
+        <w:jc w:val="center"/>
+        <w:rPr>
+          <w:b/>
+          <w:bCs/>
+          <w:sz w:val="32"/>
+          <w:szCs w:val="32"/>
+          <w:u w:val="single"/>
+        </w:rPr>
+      </w:pPr>
+      <w:r>
+        <w:rPr>
+          <w:b/>
+          <w:bCs/>
+          <w:sz w:val="32"/>
+          <w:szCs w:val="32"/>
+          <w:u w:val="single"/>
+        </w:rPr>
+        <w:t>=============</w:t>
+      </w:r>
+    </w:p>
     <w:p>
       <w:pPr>
         <w:jc w:val="center"/>
@@ -7748,7 +7664,6 @@
                 <w:sz w:val="28"/>
                 <w:szCs w:val="32"/>
               </w:rPr>
-              <w:lastRenderedPageBreak/>
               <w:t>TS 6.3.2.3 - Vaakyam</w:t>
             </w:r>
           </w:p>
@@ -7935,6 +7850,7 @@
                 <w:sz w:val="28"/>
                 <w:szCs w:val="32"/>
               </w:rPr>
+              <w:lastRenderedPageBreak/>
               <w:t>TS 6.3.2.6 - Vaakyam</w:t>
             </w:r>
           </w:p>
@@ -9853,25 +9769,7 @@
                 <w:sz w:val="40"/>
                 <w:szCs w:val="40"/>
               </w:rPr>
-              <w:t xml:space="preserve">åïý uÉæ xuÉÍkÉþÌiÉýÈ- </w:t>
-            </w:r>
-            <w:proofErr w:type="gramStart"/>
-            <w:r>
-              <w:rPr>
-                <w:rFonts w:ascii="BRH Devanagari Extra" w:hAnsi="BRH Devanagari Extra" w:cs="BRH Devanagari Extra"/>
-                <w:sz w:val="40"/>
-                <w:szCs w:val="40"/>
-              </w:rPr>
-              <w:t>[ ]</w:t>
-            </w:r>
-            <w:proofErr w:type="gramEnd"/>
-            <w:r>
-              <w:rPr>
-                <w:rFonts w:ascii="BRH Devanagari Extra" w:hAnsi="BRH Devanagari Extra" w:cs="BRH Devanagari Extra"/>
-                <w:sz w:val="40"/>
-                <w:szCs w:val="40"/>
-              </w:rPr>
-              <w:t xml:space="preserve"> </w:t>
+              <w:t xml:space="preserve">åïý uÉæ xuÉÍkÉþÌiÉýÈ- [ ] </w:t>
             </w:r>
             <w:r>
               <w:rPr>
@@ -9931,25 +9829,7 @@
                 <w:sz w:val="40"/>
                 <w:szCs w:val="40"/>
               </w:rPr>
-              <w:t xml:space="preserve"> uÉæ xuÉÍkÉþÌiÉýÈ- </w:t>
-            </w:r>
-            <w:proofErr w:type="gramStart"/>
-            <w:r>
-              <w:rPr>
-                <w:rFonts w:ascii="BRH Devanagari Extra" w:hAnsi="BRH Devanagari Extra" w:cs="BRH Devanagari Extra"/>
-                <w:sz w:val="40"/>
-                <w:szCs w:val="40"/>
-              </w:rPr>
-              <w:t>[ ]</w:t>
-            </w:r>
-            <w:proofErr w:type="gramEnd"/>
-            <w:r>
-              <w:rPr>
-                <w:rFonts w:ascii="BRH Devanagari Extra" w:hAnsi="BRH Devanagari Extra" w:cs="BRH Devanagari Extra"/>
-                <w:sz w:val="40"/>
-                <w:szCs w:val="40"/>
-              </w:rPr>
-              <w:t xml:space="preserve"> </w:t>
+              <w:t xml:space="preserve"> uÉæ xuÉÍkÉþÌiÉýÈ- [ ] </w:t>
             </w:r>
             <w:r>
               <w:rPr>
@@ -10241,25 +10121,7 @@
                 <w:sz w:val="40"/>
                 <w:szCs w:val="40"/>
               </w:rPr>
-              <w:t xml:space="preserve">ÎcNûþ³ÉÉåý- </w:t>
-            </w:r>
-            <w:proofErr w:type="gramStart"/>
-            <w:r>
-              <w:rPr>
-                <w:rFonts w:ascii="BRH Devanagari Extra" w:hAnsi="BRH Devanagari Extra" w:cs="BRH Devanagari Extra"/>
-                <w:sz w:val="40"/>
-                <w:szCs w:val="40"/>
-              </w:rPr>
-              <w:t>[ ]</w:t>
-            </w:r>
-            <w:proofErr w:type="gramEnd"/>
-            <w:r>
-              <w:rPr>
-                <w:rFonts w:ascii="BRH Devanagari Extra" w:hAnsi="BRH Devanagari Extra" w:cs="BRH Devanagari Extra"/>
-                <w:sz w:val="40"/>
-                <w:szCs w:val="40"/>
-              </w:rPr>
-              <w:t xml:space="preserve"> </w:t>
+              <w:t xml:space="preserve">ÎcNûþ³ÉÉåý- [ ] </w:t>
             </w:r>
             <w:r>
               <w:rPr>
@@ -10319,25 +10181,7 @@
                 <w:sz w:val="40"/>
                 <w:szCs w:val="40"/>
               </w:rPr>
-              <w:t xml:space="preserve">ÎcNûþ³ÉÉåý- </w:t>
-            </w:r>
-            <w:proofErr w:type="gramStart"/>
-            <w:r>
-              <w:rPr>
-                <w:rFonts w:ascii="BRH Devanagari Extra" w:hAnsi="BRH Devanagari Extra" w:cs="BRH Devanagari Extra"/>
-                <w:sz w:val="40"/>
-                <w:szCs w:val="40"/>
-              </w:rPr>
-              <w:t>[ ]</w:t>
-            </w:r>
-            <w:proofErr w:type="gramEnd"/>
-            <w:r>
-              <w:rPr>
-                <w:rFonts w:ascii="BRH Devanagari Extra" w:hAnsi="BRH Devanagari Extra" w:cs="BRH Devanagari Extra"/>
-                <w:sz w:val="40"/>
-                <w:szCs w:val="40"/>
-              </w:rPr>
-              <w:t xml:space="preserve"> </w:t>
+              <w:t xml:space="preserve">ÎcNûþ³ÉÉåý- [ ] </w:t>
             </w:r>
             <w:r>
               <w:rPr>
